--- a/outputs/Отчет_ПР1_ускорение_загрузки.docx
+++ b/outputs/Отчет_ПР1_ускорение_загрузки.docx
@@ -5468,7 +5468,7 @@
           <w:sz w:val="20"/>
           <w:szCs w:val="20"/>
         </w:rPr>
-        <w:t>$('body').prepend('&lt;div class="promo"&gt;Акция недели...&lt;/div&gt;');</w:t>
+        <w:t>$('body').prepend('&lt;div class="promo"&gt;Акция недели: второй капучино в подарок до воскресенья!&lt;/div&gt;');</w:t>
       </w:r>
     </w:p>
     <w:p>
